--- a/july_2026/oxford_verb_analysis_output/oxford_analysis_summary.docx
+++ b/july_2026/oxford_verb_analysis_output/oxford_analysis_summary.docx
@@ -20,7 +20,7 @@
     </w:p>
     <w:p>
       <w:r>
-        <w:t>Total exceptions found: 3314</w:t>
+        <w:t>Total exceptions found: 3396</w:t>
       </w:r>
     </w:p>
     <w:p>
@@ -43,207 +43,252 @@
     </w:p>
     <w:p>
       <w:r>
-        <w:t>BD_gui_complete.csv: 169 exceptions</w:t>
+        <w:t>BD_gui_complete.csv: 168 exceptions</w:t>
       </w:r>
     </w:p>
     <w:p>
       <w:r>
-        <w:t>CYT_gui_complete.csv: 112 exceptions</w:t>
+        <w:t>CYPro_gui_complete.csv: 25 exceptions</w:t>
       </w:r>
     </w:p>
     <w:p>
       <w:r>
-        <w:t>ClT_gui_complete.csv: 125 exceptions</w:t>
+        <w:t>CYT_gui_complete.csv: 111 exceptions</w:t>
       </w:r>
     </w:p>
     <w:p>
       <w:r>
-        <w:t>FranT_gui_complete.csv: 135 exceptions</w:t>
+        <w:t>CkPro_gui_complete.csv: 9 exceptions</w:t>
       </w:r>
     </w:p>
     <w:p>
       <w:r>
-        <w:t>FriPro_gui_complete.csv: 7 exceptions</w:t>
+        <w:t>ClPro_gui_complete.csv: 6 exceptions</w:t>
       </w:r>
     </w:p>
     <w:p>
       <w:r>
-        <w:t>FriT_gui_complete.csv: 55 exceptions</w:t>
+        <w:t>ClT_gui_complete.csv: 124 exceptions</w:t>
       </w:r>
     </w:p>
     <w:p>
       <w:r>
-        <w:t>GP_gui_complete.csv: 43 exceptions</w:t>
+        <w:t>FranPro_gui_complete.csv: 10 exceptions</w:t>
       </w:r>
     </w:p>
     <w:p>
       <w:r>
-        <w:t>HF_gui_complete.csv: 148 exceptions</w:t>
+        <w:t>FranT_gui_complete.csv: 135 exceptions</w:t>
       </w:r>
     </w:p>
     <w:p>
       <w:r>
-        <w:t>KnT_gui_complete.csv: 170 exceptions</w:t>
+        <w:t>FriPro_gui_complete.csv: 7 exceptions</w:t>
       </w:r>
     </w:p>
     <w:p>
       <w:r>
-        <w:t>LGW_FPro_gui_complete.csv: 70 exceptions</w:t>
+        <w:t>FriT_gui_complete.csv: 55 exceptions</w:t>
       </w:r>
     </w:p>
     <w:p>
       <w:r>
-        <w:t>LGW_gui_complete.csv: 171 exceptions</w:t>
+        <w:t>GP_gui_complete.csv: 41 exceptions</w:t>
       </w:r>
     </w:p>
     <w:p>
       <w:r>
-        <w:t>MLPro_gui_complete.csv: 8 exceptions</w:t>
+        <w:t>HF_gui_complete.csv: 148 exceptions</w:t>
       </w:r>
     </w:p>
     <w:p>
       <w:r>
-        <w:t>MLT_gui_complete.csv: 112 exceptions</w:t>
+        <w:t>KnT_gui_complete.csv: 170 exceptions</w:t>
       </w:r>
     </w:p>
     <w:p>
       <w:r>
-        <w:t>MancPro_gui_complete.csv: 14 exceptions</w:t>
+        <w:t>LGW_FPro_gui_complete.csv: 70 exceptions</w:t>
       </w:r>
     </w:p>
     <w:p>
       <w:r>
-        <w:t>MancT_gui_complete.csv: 25 exceptions</w:t>
+        <w:t>LGW_gui_complete.csv: 168 exceptions</w:t>
       </w:r>
     </w:p>
     <w:p>
       <w:r>
-        <w:t>MerPro_gui_complete.csv: 5 exceptions</w:t>
+        <w:t>MLPro_gui_complete.csv: 8 exceptions</w:t>
       </w:r>
     </w:p>
     <w:p>
       <w:r>
-        <w:t>MerT_gui_complete.csv: 155 exceptions</w:t>
+        <w:t>MLT_gui_complete.csv: 112 exceptions</w:t>
       </w:r>
     </w:p>
     <w:p>
       <w:r>
-        <w:t>MilT_gui_complete.csv: 63 exceptions</w:t>
+        <w:t>MancPro_gui_complete.csv: 14 exceptions</w:t>
       </w:r>
     </w:p>
     <w:p>
       <w:r>
-        <w:t>MkT_gui_complete.csv: 28 exceptions</w:t>
+        <w:t>MancT_gui_complete.csv: 25 exceptions</w:t>
       </w:r>
     </w:p>
     <w:p>
       <w:r>
-        <w:t>NPPro_gui_complete.csv: 11 exceptions</w:t>
+        <w:t>MerEpi_gui_complete.csv: 3 exceptions</w:t>
       </w:r>
     </w:p>
     <w:p>
       <w:r>
-        <w:t>NPT_gui_complete.csv: 68 exceptions</w:t>
+        <w:t>MerPro_gui_complete.csv: 5 exceptions</w:t>
       </w:r>
     </w:p>
     <w:p>
       <w:r>
-        <w:t>PF_gui_complete.csv: 80 exceptions</w:t>
+        <w:t>MerT_gui_complete.csv: 155 exceptions</w:t>
       </w:r>
     </w:p>
     <w:p>
       <w:r>
-        <w:t>PardT_gui_complete.csv: 72 exceptions</w:t>
+        <w:t>MilPro_gui_complete.csv: 15 exceptions</w:t>
       </w:r>
     </w:p>
     <w:p>
       <w:r>
-        <w:t>ParsPro_gui_complete.csv: 14 exceptions</w:t>
+        <w:t>MilT_gui_complete.csv: 62 exceptions</w:t>
       </w:r>
     </w:p>
     <w:p>
       <w:r>
-        <w:t>PhyT_gui_complete.csv: 27 exceptions</w:t>
+        <w:t>MkT_gui_complete.csv: 28 exceptions</w:t>
       </w:r>
     </w:p>
     <w:p>
       <w:r>
-        <w:t>PrT_gui_complete.csv: 20 exceptions</w:t>
+        <w:t>NPPro_gui_complete.csv: 11 exceptions</w:t>
       </w:r>
     </w:p>
     <w:p>
       <w:r>
-        <w:t>RvPro_gui_complete.csv: 13 exceptions</w:t>
+        <w:t>NPT_gui_complete.csv: 68 exceptions</w:t>
       </w:r>
     </w:p>
     <w:p>
       <w:r>
-        <w:t>RvT_gui_complete.csv: 51 exceptions</w:t>
+        <w:t>PF_gui_complete.csv: 79 exceptions</w:t>
       </w:r>
     </w:p>
     <w:p>
       <w:r>
-        <w:t>SNT_gui_complete.csv: 45 exceptions</w:t>
+        <w:t>PardPro_gui_complete.csv: 30 exceptions</w:t>
       </w:r>
     </w:p>
     <w:p>
       <w:r>
-        <w:t>ShipT_gui_complete.csv: 65 exceptions</w:t>
+        <w:t>PardT_gui_complete.csv: 72 exceptions</w:t>
       </w:r>
     </w:p>
     <w:p>
       <w:r>
-        <w:t>SqT_gui_complete.csv: 57 exceptions</w:t>
+        <w:t>ParsPro_gui_complete.csv: 14 exceptions</w:t>
       </w:r>
     </w:p>
     <w:p>
       <w:r>
-        <w:t>SumPro_gui_complete.csv: 5 exceptions</w:t>
+        <w:t>PhyT_gui_complete.csv: 27 exceptions</w:t>
       </w:r>
     </w:p>
     <w:p>
       <w:r>
-        <w:t>SumT_gui_complete.csv: 72 exceptions</w:t>
+        <w:t>PrPro_gui_complete.csv: 3 exceptions</w:t>
       </w:r>
     </w:p>
     <w:p>
       <w:r>
-        <w:t>TC1_gui_complete.csv: 99 exceptions</w:t>
+        <w:t>PrT_gui_complete.csv: 20 exceptions</w:t>
       </w:r>
     </w:p>
     <w:p>
       <w:r>
-        <w:t>TC2_gui_complete.csv: 170 exceptions</w:t>
+        <w:t>RvPro_gui_complete.csv: 13 exceptions</w:t>
       </w:r>
     </w:p>
     <w:p>
       <w:r>
-        <w:t>TC3_gui_complete.csv: 183 exceptions</w:t>
+        <w:t>RvT_gui_complete.csv: 51 exceptions</w:t>
       </w:r>
     </w:p>
     <w:p>
       <w:r>
-        <w:t>TC4_gui_complete.csv: 220 exceptions</w:t>
+        <w:t>SNT_gui_complete.csv: 45 exceptions</w:t>
       </w:r>
     </w:p>
     <w:p>
       <w:r>
-        <w:t>TC5_gui_complete.csv: 192 exceptions</w:t>
+        <w:t>ShipT_gui_complete.csv: 65 exceptions</w:t>
       </w:r>
     </w:p>
     <w:p>
       <w:r>
-        <w:t>ThopPro_gui_complete.csv: 3 exceptions</w:t>
+        <w:t>SqPro_gui_complete.csv: 3 exceptions</w:t>
       </w:r>
     </w:p>
     <w:p>
       <w:r>
-        <w:t>Thop_gui_complete.csv: 4 exceptions</w:t>
+        <w:t>SqT_gui_complete.csv: 57 exceptions</w:t>
       </w:r>
     </w:p>
     <w:p>
       <w:r>
-        <w:t>WBPro_gui_complete.csv: 124 exceptions</w:t>
+        <w:t>SumPro_gui_complete.csv: 5 exceptions</w:t>
+      </w:r>
+    </w:p>
+    <w:p>
+      <w:r>
+        <w:t>SumT_gui_complete.csv: 72 exceptions</w:t>
+      </w:r>
+    </w:p>
+    <w:p>
+      <w:r>
+        <w:t>TC1_gui_complete.csv: 96 exceptions</w:t>
+      </w:r>
+    </w:p>
+    <w:p>
+      <w:r>
+        <w:t>TC2_gui_complete.csv: 170 exceptions</w:t>
+      </w:r>
+    </w:p>
+    <w:p>
+      <w:r>
+        <w:t>TC3_gui_complete.csv: 181 exceptions</w:t>
+      </w:r>
+    </w:p>
+    <w:p>
+      <w:r>
+        <w:t>TC4_gui_complete.csv: 220 exceptions</w:t>
+      </w:r>
+    </w:p>
+    <w:p>
+      <w:r>
+        <w:t>TC5_gui_complete.csv: 188 exceptions</w:t>
+      </w:r>
+    </w:p>
+    <w:p>
+      <w:r>
+        <w:t>ThopPro_gui_complete.csv: 3 exceptions</w:t>
+      </w:r>
+    </w:p>
+    <w:p>
+      <w:r>
+        <w:t>Thop_gui_complete.csv: 3 exceptions</w:t>
+      </w:r>
+    </w:p>
+    <w:p>
+      <w:r>
+        <w:t>WBPro_gui_complete.csv: 122 exceptions</w:t>
       </w:r>
     </w:p>
     <w:p>
@@ -267,34 +312,34 @@
         <w:t xml:space="preserve">v%pt_3: </w:t>
       </w:r>
       <w:r>
-        <w:t xml:space="preserve">other=2193 (35.2%)  </w:t>
-      </w:r>
-      <w:r>
-        <w:t xml:space="preserve">-t=190 (3.1%)  </w:t>
-      </w:r>
-      <w:r>
-        <w:t xml:space="preserve">-d=1306 (21.0%)  </w:t>
-      </w:r>
-      <w:r>
-        <w:t xml:space="preserve">-te=498 (8.0%)  </w:t>
-      </w:r>
-      <w:r>
-        <w:t xml:space="preserve">-n=425 (6.8%)  </w:t>
-      </w:r>
-      <w:r>
-        <w:t xml:space="preserve">-de=998 (16.0%)  </w:t>
-      </w:r>
-      <w:r>
-        <w:t xml:space="preserve">-e=197 (3.2%)  </w:t>
-      </w:r>
-      <w:r>
-        <w:t xml:space="preserve">-ed=341 (5.5%)  </w:t>
-      </w:r>
-      <w:r>
-        <w:t xml:space="preserve">-ede=15 (0.2%)  </w:t>
-      </w:r>
-      <w:r>
-        <w:t xml:space="preserve">-et=57 (0.9%)  </w:t>
+        <w:t xml:space="preserve">-e=194 (3.5%)  </w:t>
+      </w:r>
+      <w:r>
+        <w:t xml:space="preserve">-ed=307 (5.6%)  </w:t>
+      </w:r>
+      <w:r>
+        <w:t xml:space="preserve">-te=416 (7.6%)  </w:t>
+      </w:r>
+      <w:r>
+        <w:t xml:space="preserve">other=2099 (38.3%)  </w:t>
+      </w:r>
+      <w:r>
+        <w:t xml:space="preserve">-t=185 (3.4%)  </w:t>
+      </w:r>
+      <w:r>
+        <w:t xml:space="preserve">-d=1020 (18.6%)  </w:t>
+      </w:r>
+      <w:r>
+        <w:t xml:space="preserve">-n=411 (7.5%)  </w:t>
+      </w:r>
+      <w:r>
+        <w:t xml:space="preserve">-de=781 (14.2%)  </w:t>
+      </w:r>
+      <w:r>
+        <w:t xml:space="preserve">-ede=14 (0.3%)  </w:t>
+      </w:r>
+      <w:r>
+        <w:t xml:space="preserve">-et=53 (1.0%)  </w:t>
       </w:r>
       <w:r>
         <w:t xml:space="preserve">vowel=4 (0.1%)  </w:t>
@@ -304,6 +349,91 @@
       </w:r>
       <w:r>
         <w:t xml:space="preserve">-en=1 (0.0%)  </w:t>
+      </w:r>
+    </w:p>
+    <w:p>
+      <w:r>
+        <w:rPr>
+          <w:b/>
+        </w:rPr>
+        <w:t xml:space="preserve">v%ppl: </w:t>
+      </w:r>
+      <w:r>
+        <w:t xml:space="preserve">-ed=696 (40.0%)  </w:t>
+      </w:r>
+      <w:r>
+        <w:t xml:space="preserve">-t=252 (14.5%)  </w:t>
+      </w:r>
+      <w:r>
+        <w:t xml:space="preserve">-d=241 (13.9%)  </w:t>
+      </w:r>
+      <w:r>
+        <w:t xml:space="preserve">-n=172 (9.9%)  </w:t>
+      </w:r>
+      <w:r>
+        <w:t xml:space="preserve">other=6 (0.3%)  </w:t>
+      </w:r>
+      <w:r>
+        <w:t xml:space="preserve">-et=34 (2.0%)  </w:t>
+      </w:r>
+      <w:r>
+        <w:t xml:space="preserve">-en=240 (13.8%)  </w:t>
+      </w:r>
+      <w:r>
+        <w:t xml:space="preserve">-e=69 (4.0%)  </w:t>
+      </w:r>
+      <w:r>
+        <w:t xml:space="preserve">-de=11 (0.6%)  </w:t>
+      </w:r>
+      <w:r>
+        <w:t xml:space="preserve">vowel=12 (0.7%)  </w:t>
+      </w:r>
+      <w:r>
+        <w:t xml:space="preserve">-te=5 (0.3%)  </w:t>
+      </w:r>
+      <w:r>
+        <w:t xml:space="preserve">-ede=1 (0.1%)  </w:t>
+      </w:r>
+    </w:p>
+    <w:p>
+      <w:r>
+        <w:rPr>
+          <w:b/>
+        </w:rPr>
+        <w:t xml:space="preserve">v%pr_1: </w:t>
+      </w:r>
+      <w:r>
+        <w:t xml:space="preserve">-e=512 (28.9%)  </w:t>
+      </w:r>
+      <w:r>
+        <w:t xml:space="preserve">other=958 (54.1%)  </w:t>
+      </w:r>
+      <w:r>
+        <w:t xml:space="preserve">-te=35 (2.0%)  </w:t>
+      </w:r>
+      <w:r>
+        <w:t xml:space="preserve">vowel=30 (1.7%)  </w:t>
+      </w:r>
+      <w:r>
+        <w:t xml:space="preserve">-n=106 (6.0%)  </w:t>
+      </w:r>
+      <w:r>
+        <w:t xml:space="preserve">-t=99 (5.6%)  </w:t>
+      </w:r>
+      <w:r>
+        <w:t xml:space="preserve">-et=4 (0.2%)  </w:t>
+      </w:r>
+      <w:r>
+        <w:t xml:space="preserve">-de=12 (0.7%)  </w:t>
+      </w:r>
+      <w:r>
+        <w:t xml:space="preserve">-ede=12 (0.7%)  </w:t>
+      </w:r>
+      <w:r>
+        <w:t xml:space="preserve">-ed=1 (0.1%)  </w:t>
+      </w:r>
+      <w:r>
+        <w:t xml:space="preserve">-d=1 (0.1%)  </w:t>
       </w:r>
     </w:p>
     <w:p>
@@ -314,46 +444,46 @@
         <w:t xml:space="preserve">v%pr_3: </w:t>
       </w:r>
       <w:r>
-        <w:t xml:space="preserve">-eth=975 (17.6%)  </w:t>
-      </w:r>
-      <w:r>
-        <w:t xml:space="preserve">-t=348 (6.3%)  </w:t>
-      </w:r>
-      <w:r>
-        <w:t xml:space="preserve">other=3548 (64.1%)  </w:t>
-      </w:r>
-      <w:r>
-        <w:t xml:space="preserve">vowel=21 (0.4%)  </w:t>
-      </w:r>
-      <w:r>
-        <w:t xml:space="preserve">-e=420 (7.6%)  </w:t>
-      </w:r>
-      <w:r>
-        <w:t xml:space="preserve">-ede=14 (0.3%)  </w:t>
-      </w:r>
-      <w:r>
-        <w:t xml:space="preserve">-de=32 (0.6%)  </w:t>
-      </w:r>
-      <w:r>
-        <w:t xml:space="preserve">-n=122 (2.2%)  </w:t>
-      </w:r>
-      <w:r>
-        <w:t xml:space="preserve">-te=41 (0.7%)  </w:t>
-      </w:r>
-      <w:r>
-        <w:t xml:space="preserve">-d=3 (0.1%)  </w:t>
+        <w:t xml:space="preserve">other=3524 (64.3%)  </w:t>
+      </w:r>
+      <w:r>
+        <w:t xml:space="preserve">-e=419 (7.6%)  </w:t>
+      </w:r>
+      <w:r>
+        <w:t xml:space="preserve">-eth=961 (17.5%)  </w:t>
+      </w:r>
+      <w:r>
+        <w:t xml:space="preserve">-t=342 (6.2%)  </w:t>
+      </w:r>
+      <w:r>
+        <w:t xml:space="preserve">vowel=20 (0.4%)  </w:t>
+      </w:r>
+      <w:r>
+        <w:t xml:space="preserve">-ede=15 (0.3%)  </w:t>
+      </w:r>
+      <w:r>
+        <w:t xml:space="preserve">-de=33 (0.6%)  </w:t>
+      </w:r>
+      <w:r>
+        <w:t xml:space="preserve">-n=117 (2.1%)  </w:t>
+      </w:r>
+      <w:r>
+        <w:t xml:space="preserve">-te=35 (0.6%)  </w:t>
+      </w:r>
+      <w:r>
+        <w:t xml:space="preserve">-d=4 (0.1%)  </w:t>
       </w:r>
       <w:r>
         <w:t xml:space="preserve">-ed=3 (0.1%)  </w:t>
       </w:r>
       <w:r>
-        <w:t xml:space="preserve">-et=4 (0.1%)  </w:t>
+        <w:t xml:space="preserve">-et=2 (0.0%)  </w:t>
       </w:r>
       <w:r>
         <w:t xml:space="preserve">-en=2 (0.0%)  </w:t>
       </w:r>
       <w:r>
-        <w:t xml:space="preserve">-est=3 (0.1%)  </w:t>
+        <w:t xml:space="preserve">-est=2 (0.0%)  </w:t>
       </w:r>
     </w:p>
     <w:p>
@@ -364,25 +494,25 @@
         <w:t xml:space="preserve">v%inf: </w:t>
       </w:r>
       <w:r>
-        <w:t xml:space="preserve">-en=824 (26.9%)  </w:t>
-      </w:r>
-      <w:r>
-        <w:t xml:space="preserve">-n=383 (12.5%)  </w:t>
-      </w:r>
-      <w:r>
-        <w:t xml:space="preserve">-e=1323 (43.2%)  </w:t>
-      </w:r>
-      <w:r>
-        <w:t xml:space="preserve">other=148 (4.8%)  </w:t>
-      </w:r>
-      <w:r>
-        <w:t xml:space="preserve">vowel=171 (5.6%)  </w:t>
-      </w:r>
-      <w:r>
-        <w:t xml:space="preserve">-de=66 (2.2%)  </w:t>
-      </w:r>
-      <w:r>
-        <w:t xml:space="preserve">-t=11 (0.4%)  </w:t>
+        <w:t xml:space="preserve">-en=833 (26.9%)  </w:t>
+      </w:r>
+      <w:r>
+        <w:t xml:space="preserve">-de=69 (2.2%)  </w:t>
+      </w:r>
+      <w:r>
+        <w:t xml:space="preserve">vowel=174 (5.6%)  </w:t>
+      </w:r>
+      <w:r>
+        <w:t xml:space="preserve">-n=379 (12.3%)  </w:t>
+      </w:r>
+      <w:r>
+        <w:t xml:space="preserve">-e=1342 (43.4%)  </w:t>
+      </w:r>
+      <w:r>
+        <w:t xml:space="preserve">other=152 (4.9%)  </w:t>
+      </w:r>
+      <w:r>
+        <w:t xml:space="preserve">-t=12 (0.4%)  </w:t>
       </w:r>
       <w:r>
         <w:t xml:space="preserve">-et=5 (0.2%)  </w:t>
@@ -391,7 +521,7 @@
         <w:t xml:space="preserve">-d=15 (0.5%)  </w:t>
       </w:r>
       <w:r>
-        <w:t xml:space="preserve">-te=89 (2.9%)  </w:t>
+        <w:t xml:space="preserve">-te=88 (2.8%)  </w:t>
       </w:r>
       <w:r>
         <w:t xml:space="preserve">-ede=15 (0.5%)  </w:t>
@@ -404,6 +534,56 @@
       </w:r>
       <w:r>
         <w:t xml:space="preserve">-eth=1 (0.0%)  </w:t>
+      </w:r>
+    </w:p>
+    <w:p>
+      <w:r>
+        <w:rPr>
+          <w:b/>
+        </w:rPr>
+        <w:t xml:space="preserve">v%imp: </w:t>
+      </w:r>
+      <w:r>
+        <w:t xml:space="preserve">-eth=272 (22.4%)  </w:t>
+      </w:r>
+      <w:r>
+        <w:t xml:space="preserve">-e=244 (20.1%)  </w:t>
+      </w:r>
+      <w:r>
+        <w:t xml:space="preserve">other=345 (28.5%)  </w:t>
+      </w:r>
+      <w:r>
+        <w:t xml:space="preserve">-en=5 (0.4%)  </w:t>
+      </w:r>
+      <w:r>
+        <w:t xml:space="preserve">-t=142 (11.7%)  </w:t>
+      </w:r>
+      <w:r>
+        <w:t xml:space="preserve">-et=21 (1.7%)  </w:t>
+      </w:r>
+      <w:r>
+        <w:t xml:space="preserve">vowel=90 (7.4%)  </w:t>
+      </w:r>
+      <w:r>
+        <w:t xml:space="preserve">-n=4 (0.3%)  </w:t>
+      </w:r>
+      <w:r>
+        <w:t xml:space="preserve">-ede=6 (0.5%)  </w:t>
+      </w:r>
+      <w:r>
+        <w:t xml:space="preserve">-d=44 (3.6%)  </w:t>
+      </w:r>
+      <w:r>
+        <w:t xml:space="preserve">-ed=16 (1.3%)  </w:t>
+      </w:r>
+      <w:r>
+        <w:t xml:space="preserve">-te=11 (0.9%)  </w:t>
+      </w:r>
+      <w:r>
+        <w:t xml:space="preserve">-de=8 (0.7%)  </w:t>
+      </w:r>
+      <w:r>
+        <w:t xml:space="preserve">-ing=4 (0.3%)  </w:t>
       </w:r>
     </w:p>
     <w:p>
@@ -414,28 +594,28 @@
         <w:t xml:space="preserve">v%pr_pl: </w:t>
       </w:r>
       <w:r>
-        <w:t xml:space="preserve">-e=315 (17.3%)  </w:t>
-      </w:r>
-      <w:r>
-        <w:t xml:space="preserve">other=456 (25.0%)  </w:t>
-      </w:r>
-      <w:r>
-        <w:t xml:space="preserve">-en=561 (30.8%)  </w:t>
-      </w:r>
-      <w:r>
-        <w:t xml:space="preserve">-t=36 (2.0%)  </w:t>
-      </w:r>
-      <w:r>
-        <w:t xml:space="preserve">vowel=36 (2.0%)  </w:t>
-      </w:r>
-      <w:r>
-        <w:t xml:space="preserve">-te=24 (1.3%)  </w:t>
-      </w:r>
-      <w:r>
-        <w:t xml:space="preserve">-n=370 (20.3%)  </w:t>
-      </w:r>
-      <w:r>
-        <w:t xml:space="preserve">-eth=7 (0.4%)  </w:t>
+        <w:t xml:space="preserve">other=474 (25.4%)  </w:t>
+      </w:r>
+      <w:r>
+        <w:t xml:space="preserve">-en=578 (31.0%)  </w:t>
+      </w:r>
+      <w:r>
+        <w:t xml:space="preserve">-e=320 (17.1%)  </w:t>
+      </w:r>
+      <w:r>
+        <w:t xml:space="preserve">-t=36 (1.9%)  </w:t>
+      </w:r>
+      <w:r>
+        <w:t xml:space="preserve">vowel=36 (1.9%)  </w:t>
+      </w:r>
+      <w:r>
+        <w:t xml:space="preserve">-te=26 (1.4%)  </w:t>
+      </w:r>
+      <w:r>
+        <w:t xml:space="preserve">-n=372 (19.9%)  </w:t>
+      </w:r>
+      <w:r>
+        <w:t xml:space="preserve">-eth=8 (0.4%)  </w:t>
       </w:r>
       <w:r>
         <w:t xml:space="preserve">-de=8 (0.4%)  </w:t>
@@ -448,56 +628,6 @@
       </w:r>
       <w:r>
         <w:t xml:space="preserve">-d=3 (0.2%)  </w:t>
-      </w:r>
-    </w:p>
-    <w:p>
-      <w:r>
-        <w:rPr>
-          <w:b/>
-        </w:rPr>
-        <w:t xml:space="preserve">v%imp: </w:t>
-      </w:r>
-      <w:r>
-        <w:t xml:space="preserve">-eth=261 (22.2%)  </w:t>
-      </w:r>
-      <w:r>
-        <w:t xml:space="preserve">other=335 (28.5%)  </w:t>
-      </w:r>
-      <w:r>
-        <w:t xml:space="preserve">-en=5 (0.4%)  </w:t>
-      </w:r>
-      <w:r>
-        <w:t xml:space="preserve">-t=137 (11.6%)  </w:t>
-      </w:r>
-      <w:r>
-        <w:t xml:space="preserve">-e=239 (20.3%)  </w:t>
-      </w:r>
-      <w:r>
-        <w:t xml:space="preserve">-et=20 (1.7%)  </w:t>
-      </w:r>
-      <w:r>
-        <w:t xml:space="preserve">vowel=90 (7.6%)  </w:t>
-      </w:r>
-      <w:r>
-        <w:t xml:space="preserve">-n=4 (0.3%)  </w:t>
-      </w:r>
-      <w:r>
-        <w:t xml:space="preserve">-ede=6 (0.5%)  </w:t>
-      </w:r>
-      <w:r>
-        <w:t xml:space="preserve">-d=42 (3.6%)  </w:t>
-      </w:r>
-      <w:r>
-        <w:t xml:space="preserve">-ed=16 (1.4%)  </w:t>
-      </w:r>
-      <w:r>
-        <w:t xml:space="preserve">-te=11 (0.9%)  </w:t>
-      </w:r>
-      <w:r>
-        <w:t xml:space="preserve">-de=8 (0.7%)  </w:t>
-      </w:r>
-      <w:r>
-        <w:t xml:space="preserve">-ing=3 (0.3%)  </w:t>
       </w:r>
     </w:p>
     <w:p>
@@ -519,72 +649,28 @@
         <w:rPr>
           <w:b/>
         </w:rPr>
-        <w:t xml:space="preserve">v%ppl: </w:t>
-      </w:r>
-      <w:r>
-        <w:t xml:space="preserve">-ed=682 (39.7%)  </w:t>
-      </w:r>
-      <w:r>
-        <w:t xml:space="preserve">-t=253 (14.7%)  </w:t>
-      </w:r>
-      <w:r>
-        <w:t xml:space="preserve">-d=240 (14.0%)  </w:t>
-      </w:r>
-      <w:r>
-        <w:t xml:space="preserve">-n=171 (9.9%)  </w:t>
-      </w:r>
-      <w:r>
-        <w:t xml:space="preserve">other=6 (0.3%)  </w:t>
-      </w:r>
-      <w:r>
-        <w:t xml:space="preserve">-et=33 (1.9%)  </w:t>
-      </w:r>
-      <w:r>
-        <w:t xml:space="preserve">-en=232 (13.5%)  </w:t>
-      </w:r>
-      <w:r>
-        <w:t xml:space="preserve">-e=73 (4.2%)  </w:t>
-      </w:r>
-      <w:r>
-        <w:t xml:space="preserve">-de=11 (0.6%)  </w:t>
-      </w:r>
-      <w:r>
-        <w:t xml:space="preserve">vowel=12 (0.7%)  </w:t>
-      </w:r>
-      <w:r>
-        <w:t xml:space="preserve">-te=6 (0.3%)  </w:t>
-      </w:r>
-      <w:r>
-        <w:t xml:space="preserve">-ede=1 (0.1%)  </w:t>
-      </w:r>
-    </w:p>
-    <w:p>
-      <w:r>
-        <w:rPr>
-          <w:b/>
-        </w:rPr>
         <w:t xml:space="preserve">v%pt_pl: </w:t>
       </w:r>
       <w:r>
         <w:t xml:space="preserve">other=30 (4.1%)  </w:t>
       </w:r>
       <w:r>
-        <w:t xml:space="preserve">-e=155 (21.1%)  </w:t>
-      </w:r>
-      <w:r>
-        <w:t xml:space="preserve">-de=112 (15.2%)  </w:t>
-      </w:r>
-      <w:r>
-        <w:t xml:space="preserve">-te=66 (9.0%)  </w:t>
-      </w:r>
-      <w:r>
-        <w:t xml:space="preserve">-d=66 (9.0%)  </w:t>
+        <w:t xml:space="preserve">-e=156 (21.1%)  </w:t>
+      </w:r>
+      <w:r>
+        <w:t xml:space="preserve">-de=114 (15.4%)  </w:t>
+      </w:r>
+      <w:r>
+        <w:t xml:space="preserve">-te=65 (8.8%)  </w:t>
+      </w:r>
+      <w:r>
+        <w:t xml:space="preserve">-d=67 (9.1%)  </w:t>
       </w:r>
       <w:r>
         <w:t xml:space="preserve">-t=12 (1.6%)  </w:t>
       </w:r>
       <w:r>
-        <w:t xml:space="preserve">-en=245 (33.3%)  </w:t>
+        <w:t xml:space="preserve">-en=245 (33.2%)  </w:t>
       </w:r>
       <w:r>
         <w:t xml:space="preserve">-ed=37 (5.0%)  </w:t>
@@ -597,47 +683,6 @@
       </w:r>
       <w:r>
         <w:t xml:space="preserve">-ede=2 (0.3%)  </w:t>
-      </w:r>
-    </w:p>
-    <w:p>
-      <w:r>
-        <w:rPr>
-          <w:b/>
-        </w:rPr>
-        <w:t xml:space="preserve">v%pr_1: </w:t>
-      </w:r>
-      <w:r>
-        <w:t xml:space="preserve">-te=34 (2.0%)  </w:t>
-      </w:r>
-      <w:r>
-        <w:t xml:space="preserve">-e=509 (29.8%)  </w:t>
-      </w:r>
-      <w:r>
-        <w:t xml:space="preserve">other=906 (53.0%)  </w:t>
-      </w:r>
-      <w:r>
-        <w:t xml:space="preserve">vowel=29 (1.7%)  </w:t>
-      </w:r>
-      <w:r>
-        <w:t xml:space="preserve">-n=103 (6.0%)  </w:t>
-      </w:r>
-      <w:r>
-        <w:t xml:space="preserve">-t=99 (5.8%)  </w:t>
-      </w:r>
-      <w:r>
-        <w:t xml:space="preserve">-et=4 (0.2%)  </w:t>
-      </w:r>
-      <w:r>
-        <w:t xml:space="preserve">-de=11 (0.6%)  </w:t>
-      </w:r>
-      <w:r>
-        <w:t xml:space="preserve">-ede=12 (0.7%)  </w:t>
-      </w:r>
-      <w:r>
-        <w:t xml:space="preserve">-ed=1 (0.1%)  </w:t>
-      </w:r>
-      <w:r>
-        <w:t xml:space="preserve">-d=1 (0.1%)  </w:t>
       </w:r>
     </w:p>
     <w:p>
@@ -651,16 +696,16 @@
         <w:t xml:space="preserve">-d=5 (3.3%)  </w:t>
       </w:r>
       <w:r>
-        <w:t xml:space="preserve">other=92 (60.5%)  </w:t>
-      </w:r>
-      <w:r>
-        <w:t xml:space="preserve">-de=23 (15.1%)  </w:t>
-      </w:r>
-      <w:r>
-        <w:t xml:space="preserve">-te=17 (11.2%)  </w:t>
-      </w:r>
-      <w:r>
-        <w:t xml:space="preserve">-e=13 (8.6%)  </w:t>
+        <w:t xml:space="preserve">other=92 (61.3%)  </w:t>
+      </w:r>
+      <w:r>
+        <w:t xml:space="preserve">-de=22 (14.7%)  </w:t>
+      </w:r>
+      <w:r>
+        <w:t xml:space="preserve">-te=17 (11.3%)  </w:t>
+      </w:r>
+      <w:r>
+        <w:t xml:space="preserve">-e=12 (8.0%)  </w:t>
       </w:r>
       <w:r>
         <w:t xml:space="preserve">vowel=1 (0.7%)  </w:t>
@@ -677,10 +722,10 @@
         <w:t xml:space="preserve">v%prp_abs: </w:t>
       </w:r>
       <w:r>
-        <w:t xml:space="preserve">-ing=78 (81.2%)  </w:t>
-      </w:r>
-      <w:r>
-        <w:t xml:space="preserve">-e=17 (17.7%)  </w:t>
+        <w:t xml:space="preserve">-ing=79 (82.3%)  </w:t>
+      </w:r>
+      <w:r>
+        <w:t xml:space="preserve">-e=16 (16.7%)  </w:t>
       </w:r>
       <w:r>
         <w:t xml:space="preserve">-en=1 (1.0%)  </w:t>
@@ -694,13 +739,13 @@
         <w:t xml:space="preserve">v#adj%ppl: </w:t>
       </w:r>
       <w:r>
-        <w:t xml:space="preserve">-ed=82 (68.3%)  </w:t>
-      </w:r>
-      <w:r>
-        <w:t xml:space="preserve">-te=9 (7.5%)  </w:t>
-      </w:r>
-      <w:r>
-        <w:t xml:space="preserve">-et=4 (3.3%)  </w:t>
+        <w:t xml:space="preserve">-ed=82 (68.9%)  </w:t>
+      </w:r>
+      <w:r>
+        <w:t xml:space="preserve">-te=9 (7.6%)  </w:t>
+      </w:r>
+      <w:r>
+        <w:t xml:space="preserve">-et=3 (2.5%)  </w:t>
       </w:r>
       <w:r>
         <w:t xml:space="preserve">-t=8 (6.7%)  </w:t>
@@ -729,25 +774,25 @@
         <w:t xml:space="preserve">v%pt_1: </w:t>
       </w:r>
       <w:r>
-        <w:t xml:space="preserve">other=151 (31.2%)  </w:t>
-      </w:r>
-      <w:r>
-        <w:t xml:space="preserve">-de=107 (22.1%)  </w:t>
-      </w:r>
-      <w:r>
-        <w:t xml:space="preserve">-te=48 (9.9%)  </w:t>
-      </w:r>
-      <w:r>
-        <w:t xml:space="preserve">-e=11 (2.3%)  </w:t>
-      </w:r>
-      <w:r>
-        <w:t xml:space="preserve">-d=93 (19.2%)  </w:t>
-      </w:r>
-      <w:r>
-        <w:t xml:space="preserve">-t=19 (3.9%)  </w:t>
-      </w:r>
-      <w:r>
-        <w:t xml:space="preserve">-ed=26 (5.4%)  </w:t>
+        <w:t xml:space="preserve">other=153 (31.0%)  </w:t>
+      </w:r>
+      <w:r>
+        <w:t xml:space="preserve">-de=111 (22.5%)  </w:t>
+      </w:r>
+      <w:r>
+        <w:t xml:space="preserve">-te=48 (9.7%)  </w:t>
+      </w:r>
+      <w:r>
+        <w:t xml:space="preserve">-e=12 (2.4%)  </w:t>
+      </w:r>
+      <w:r>
+        <w:t xml:space="preserve">-d=94 (19.0%)  </w:t>
+      </w:r>
+      <w:r>
+        <w:t xml:space="preserve">-t=19 (3.8%)  </w:t>
+      </w:r>
+      <w:r>
+        <w:t xml:space="preserve">-ed=28 (5.7%)  </w:t>
       </w:r>
       <w:r>
         <w:t xml:space="preserve">-n=21 (4.3%)  </w:t>
@@ -787,13 +832,13 @@
         <w:t xml:space="preserve">v%pr_2_pron: </w:t>
       </w:r>
       <w:r>
-        <w:t xml:space="preserve">other=161 (93.1%)  </w:t>
-      </w:r>
-      <w:r>
-        <w:t xml:space="preserve">-t=4 (2.3%)  </w:t>
-      </w:r>
-      <w:r>
-        <w:t xml:space="preserve">vowel=7 (4.0%)  </w:t>
+        <w:t xml:space="preserve">other=166 (93.3%)  </w:t>
+      </w:r>
+      <w:r>
+        <w:t xml:space="preserve">-t=4 (2.2%)  </w:t>
+      </w:r>
+      <w:r>
+        <w:t xml:space="preserve">vowel=7 (3.9%)  </w:t>
       </w:r>
       <w:r>
         <w:t xml:space="preserve">-est=1 (0.6%)  </w:t>
@@ -807,19 +852,22 @@
         <w:t xml:space="preserve">v%pr_2: </w:t>
       </w:r>
       <w:r>
-        <w:t xml:space="preserve">-t=383 (69.5%)  </w:t>
-      </w:r>
-      <w:r>
-        <w:t xml:space="preserve">-est=86 (15.6%)  </w:t>
-      </w:r>
-      <w:r>
-        <w:t xml:space="preserve">other=20 (3.6%)  </w:t>
-      </w:r>
-      <w:r>
-        <w:t xml:space="preserve">-e=44 (8.0%)  </w:t>
-      </w:r>
-      <w:r>
-        <w:t xml:space="preserve">vowel=9 (1.6%)  </w:t>
+        <w:t xml:space="preserve">-t=389 (69.0%)  </w:t>
+      </w:r>
+      <w:r>
+        <w:t xml:space="preserve">-est=89 (15.8%)  </w:t>
+      </w:r>
+      <w:r>
+        <w:t xml:space="preserve">other=21 (3.7%)  </w:t>
+      </w:r>
+      <w:r>
+        <w:t xml:space="preserve">-e=45 (8.0%)  </w:t>
+      </w:r>
+      <w:r>
+        <w:t xml:space="preserve">-d=2 (0.4%)  </w:t>
+      </w:r>
+      <w:r>
+        <w:t xml:space="preserve">vowel=10 (1.8%)  </w:t>
       </w:r>
       <w:r>
         <w:t xml:space="preserve">-de=4 (0.7%)  </w:t>
@@ -829,9 +877,6 @@
       </w:r>
       <w:r>
         <w:t xml:space="preserve">-ede=1 (0.2%)  </w:t>
-      </w:r>
-      <w:r>
-        <w:t xml:space="preserve">-d=1 (0.2%)  </w:t>
       </w:r>
       <w:r>
         <w:t xml:space="preserve">-et=1 (0.2%)  </w:t>
@@ -956,7 +1001,7 @@
         <w:t xml:space="preserve">v%pt_2: </w:t>
       </w:r>
       <w:r>
-        <w:t xml:space="preserve">-est=56 (65.1%)  </w:t>
+        <w:t xml:space="preserve">-est=57 (66.3%)  </w:t>
       </w:r>
       <w:r>
         <w:t xml:space="preserve">other=9 (10.5%)  </w:t>
@@ -969,9 +1014,6 @@
       </w:r>
       <w:r>
         <w:t xml:space="preserve">-t=2 (2.3%)  </w:t>
-      </w:r>
-      <w:r>
-        <w:t xml:space="preserve">-te=1 (1.2%)  </w:t>
       </w:r>
     </w:p>
     <w:p>
@@ -982,10 +1024,10 @@
         <w:t xml:space="preserve">v#adj%prp: </w:t>
       </w:r>
       <w:r>
-        <w:t xml:space="preserve">-ing=20 (83.3%)  </w:t>
-      </w:r>
-      <w:r>
-        <w:t xml:space="preserve">-e=3 (12.5%)  </w:t>
+        <w:t xml:space="preserve">-ing=21 (87.5%)  </w:t>
+      </w:r>
+      <w:r>
+        <w:t xml:space="preserve">-e=2 (8.3%)  </w:t>
       </w:r>
       <w:r>
         <w:t xml:space="preserve">-est=1 (4.2%)  </w:t>
@@ -1209,6 +1251,17 @@
       </w:r>
       <w:r>
         <w:t xml:space="preserve">-n=1 (100.0%)  </w:t>
+      </w:r>
+    </w:p>
+    <w:p>
+      <w:r>
+        <w:rPr>
+          <w:b/>
+        </w:rPr>
+        <w:t xml:space="preserve">v1: </w:t>
+      </w:r>
+      <w:r>
+        <w:t xml:space="preserve">vowel=1 (100.0%)  </w:t>
       </w:r>
     </w:p>
     <w:p>
